--- a/templates/cv_modern.docx
+++ b/templates/cv_modern.docx
@@ -164,34 +164,6 @@
     <w:p>
       <w:r>
         <w:t>{{ cv.languages | join(', ') }}</w:t>
-      </w:r>
-    </w:p>
-    <w:p>
-      <w:r>
-        <w:rPr>
-          <w:b/>
-          <w:color w:val="0D736B"/>
-          <w:sz w:val="24"/>
-        </w:rPr>
-        <w:t>Certyfikaty</w:t>
-      </w:r>
-    </w:p>
-    <w:p>
-      <w:r>
-        <w:t>{%p for cert in cv.certifications %}</w:t>
-      </w:r>
-    </w:p>
-    <w:p>
-      <w:pPr>
-        <w:pStyle w:val="ListBullet"/>
-      </w:pPr>
-      <w:r>
-        <w:t>{{ cert }}</w:t>
-      </w:r>
-    </w:p>
-    <w:p>
-      <w:r>
-        <w:t>{%p endfor %}</w:t>
       </w:r>
     </w:p>
     <w:sectPr>

--- a/templates/cv_modern.docx
+++ b/templates/cv_modern.docx
@@ -149,6 +149,21 @@
     <w:p>
       <w:r>
         <w:t>{{ cv.skills | join(', ') }}</w:t>
+      </w:r>
+    </w:p>
+    <w:p>
+      <w:r>
+        <w:rPr>
+          <w:b/>
+          <w:color w:val="0D736B"/>
+          <w:sz w:val="24"/>
+        </w:rPr>
+        <w:t>Kursy</w:t>
+      </w:r>
+    </w:p>
+    <w:p>
+      <w:r>
+        <w:t>{{ cv.courses | join(', ') }}</w:t>
       </w:r>
     </w:p>
     <w:p>

--- a/templates/cv_modern.docx
+++ b/templates/cv_modern.docx
@@ -45,7 +45,7 @@
           <w:color w:val="0D736B"/>
           <w:sz w:val="24"/>
         </w:rPr>
-        <w:t>Profil</w:t>
+        <w:t>{{ labels.profile }}</w:t>
       </w:r>
     </w:p>
     <w:p>
@@ -60,7 +60,7 @@
           <w:color w:val="0D736B"/>
           <w:sz w:val="24"/>
         </w:rPr>
-        <w:t>Doświadczenie</w:t>
+        <w:t>{{ labels.experience }}</w:t>
       </w:r>
     </w:p>
     <w:p>
@@ -115,7 +115,7 @@
           <w:color w:val="0D736B"/>
           <w:sz w:val="24"/>
         </w:rPr>
-        <w:t>Wykształcenie</w:t>
+        <w:t>{{ labels.education }}</w:t>
       </w:r>
     </w:p>
     <w:p>
@@ -143,7 +143,7 @@
           <w:color w:val="0D736B"/>
           <w:sz w:val="24"/>
         </w:rPr>
-        <w:t>Umiejętności</w:t>
+        <w:t>{{ labels.skills }}</w:t>
       </w:r>
     </w:p>
     <w:p>
@@ -158,7 +158,7 @@
           <w:color w:val="0D736B"/>
           <w:sz w:val="24"/>
         </w:rPr>
-        <w:t>Kursy</w:t>
+        <w:t>{{ labels.courses }}</w:t>
       </w:r>
     </w:p>
     <w:p>
@@ -173,7 +173,7 @@
           <w:color w:val="0D736B"/>
           <w:sz w:val="24"/>
         </w:rPr>
-        <w:t>Języki</w:t>
+        <w:t>{{ labels.languages }}</w:t>
       </w:r>
     </w:p>
     <w:p>

--- a/templates/cv_modern.docx
+++ b/templates/cv_modern.docx
@@ -73,7 +73,7 @@
         <w:rPr>
           <w:b/>
         </w:rPr>
-        <w:t>{{ exp.title }} — {{ exp.company }}</w:t>
+        <w:t>{{ exp.heading }}</w:t>
       </w:r>
     </w:p>
     <w:p>
